--- a/uploads/Proposta/Proposta_SALÃO DE USADOS NÁUTICA ANGRA_.docx
+++ b/uploads/Proposta/Proposta_SALÃO DE USADOS NÁUTICA ANGRA_.docx
@@ -389,7 +389,7 @@
                 <w:szCs w:val="24"/>
                 <w:u w:val="single"/>
               </w:rPr>
-              <w:t xml:space="preserve">12/11/2026 ATÉ: 12/11/2026</w:t>
+              <w:t xml:space="preserve">11/11/2027 ATÉ: 11/11/2027</w:t>
             </w:r>
           </w:p>
         </w:tc>
@@ -445,7 +445,7 @@
                 <w:szCs w:val="24"/>
                 <w:u w:val="single"/>
               </w:rPr>
-              <w:t xml:space="preserve">16/11/2026 ATÉ: 18/11/2026</w:t>
+              <w:t xml:space="preserve">15/11/2027 ATÉ: 17/11/2027</w:t>
             </w:r>
           </w:p>
         </w:tc>
@@ -501,7 +501,7 @@
                 <w:szCs w:val="24"/>
                 <w:u w:val="single"/>
               </w:rPr>
-              <w:t xml:space="preserve">19/11/2025 ATÉ: 22/11/2025</w:t>
+              <w:t xml:space="preserve">18/11/2027 ATÉ: 21/11/2027</w:t>
             </w:r>
           </w:p>
         </w:tc>
@@ -564,7 +564,7 @@
                 <w:szCs w:val="24"/>
                 <w:u w:val="single"/>
               </w:rPr>
-              <w:t xml:space="preserve">23/11/2026 ATÉ: 24/11/2026</w:t>
+              <w:t xml:space="preserve">22/11/2027 ATÉ: 23/11/2027</w:t>
             </w:r>
           </w:p>
         </w:tc>
@@ -944,7 +944,47 @@
           <w:sz w:val="24"/>
           <w:szCs w:val="24"/>
         </w:rPr>
-        <w:t xml:space="preserve">• 1 Fiscal Diurno, 15 Diária(s), de: 11/11/2026 até: 25/11/2026</w:t>
+        <w:t xml:space="preserve">• 1 Coordenador Operacional 1, 15 Diária(s), de: 10/11/2027 até: 24/11/2027</w:t>
+      </w:r>
+    </w:p>
+    <w:p>
+      <w:pPr>
+        <w:pStyle w:val="PargrafodaLista"/>
+        <w:spacing w:line="285" w:lineRule="atLeast"/>
+        <w:ind w:left="0"/>
+        <w:rPr>
+          <w:rFonts w:ascii="Abel" w:hAnsi="Abel"/>
+          <w:sz w:val="24"/>
+          <w:szCs w:val="24"/>
+        </w:rPr>
+      </w:pPr>
+      <w:r>
+        <w:rPr>
+          <w:rFonts w:ascii="Abel" w:hAnsi="Abel"/>
+          <w:sz w:val="24"/>
+          <w:szCs w:val="24"/>
+        </w:rPr>
+        <w:t xml:space="preserve">• 2 Fiscal Diurno, 15 Diária(s), de: 10/11/2027 até: 24/11/2027</w:t>
+      </w:r>
+    </w:p>
+    <w:p>
+      <w:pPr>
+        <w:pStyle w:val="PargrafodaLista"/>
+        <w:spacing w:line="285" w:lineRule="atLeast"/>
+        <w:ind w:left="0"/>
+        <w:rPr>
+          <w:rFonts w:ascii="Abel" w:hAnsi="Abel"/>
+          <w:sz w:val="24"/>
+          <w:szCs w:val="24"/>
+        </w:rPr>
+      </w:pPr>
+      <w:r>
+        <w:rPr>
+          <w:rFonts w:ascii="Abel" w:hAnsi="Abel"/>
+          <w:sz w:val="24"/>
+          <w:szCs w:val="24"/>
+        </w:rPr>
+        <w:t xml:space="preserve">• 1 Fiscal Noturno, 15 Diária(s), de: 10/11/2027 até: 24/11/2027</w:t>
       </w:r>
     </w:p>
     <w:p>
@@ -1201,7 +1241,7 @@
           <w:sz w:val="24"/>
           <w:szCs w:val="24"/>
         </w:rPr>
-        <w:t xml:space="preserve">2025</w:t>
+        <w:t xml:space="preserve">2027</w:t>
       </w:r>
       <w:r>
         <w:rPr>
@@ -1219,7 +1259,7 @@
           <w:sz w:val="24"/>
           <w:szCs w:val="24"/>
         </w:rPr>
-        <w:t xml:space="preserve">R$ 22.060,50</w:t>
+        <w:t xml:space="preserve">R$ 57.565,00</w:t>
       </w:r>
       <w:r>
         <w:rPr>
@@ -1398,7 +1438,7 @@
           <w:i/>
           <w:iCs/>
         </w:rPr>
-        <w:t xml:space="preserve">16/12/2025</w:t>
+        <w:t xml:space="preserve">02/09/2026</w:t>
       </w:r>
     </w:p>
     <w:p>
